--- a/functions/legacy/template/eventBillInvoice.docx
+++ b/functions/legacy/template/eventBillInvoice.docx
@@ -39,1320 +39,657 @@
     <w:p>
       <w:pPr>
         <w:pStyle w:val="LO-normal"/>
-        <w:widowControl w:val="false"/>
-        <w:spacing w:lineRule="auto" w:line="276"/>
-        <w:rPr>
-          <w:rFonts w:ascii="Meiryo" w:hAnsi="Meiryo" w:eastAsia="Meiryo"/>
+        <w:overflowPunct w:val="false"/>
+        <w:spacing w:before="0" w:after="0"/>
+        <w:rPr>
+          <w:rFonts w:ascii="メイリオ" w:hAnsi="メイリオ" w:eastAsia="メイリオ"/>
         </w:rPr>
       </w:pPr>
       <w:r>
-        <w:rPr/>
-        <mc:AlternateContent>
-          <mc:Choice Requires="wps">
-            <w:drawing>
-              <wp:inline distT="0" distB="0" distL="0" distR="0" wp14:anchorId="4DB5725A">
-                <wp:extent cx="3063240" cy="2637155"/>
-                <wp:effectExtent l="0" t="0" r="1905" b="0"/>
-                <wp:docPr id="1" name="Shape1"/>
-                <a:graphic xmlns:a="http://schemas.openxmlformats.org/drawingml/2006/main">
-                  <a:graphicData uri="http://schemas.microsoft.com/office/word/2010/wordprocessingShape">
-                    <wps:wsp>
-                      <wps:cNvSpPr/>
-                      <wps:spPr>
-                        <a:xfrm>
-                          <a:off x="0" y="0"/>
-                          <a:ext cx="3063240" cy="2637000"/>
-                        </a:xfrm>
-                        <a:prstGeom prst="rect">
-                          <a:avLst/>
-                        </a:prstGeom>
-                        <a:noFill/>
-                        <a:ln w="0">
-                          <a:noFill/>
-                        </a:ln>
-                      </wps:spPr>
-                      <wps:style>
-                        <a:lnRef idx="0"/>
-                        <a:fillRef idx="0"/>
-                        <a:effectRef idx="0"/>
-                        <a:fontRef idx="minor"/>
-                      </wps:style>
-                      <wps:txbx>
-                        <w:txbxContent>
-                          <w:p>
-                            <w:pPr>
-                              <w:pStyle w:val="LO-normal"/>
-                              <w:overflowPunct w:val="true"/>
-                              <w:spacing w:before="0" w:after="14"/>
-                              <w:rPr>
-                                <w:rFonts w:ascii="メイリオ" w:hAnsi="メイリオ" w:eastAsia="メイリオ"/>
-                              </w:rPr>
-                            </w:pPr>
-                            <w:r>
-                              <w:rPr>
-                                <w:rFonts w:eastAsia="メイリオ" w:ascii="メイリオ" w:hAnsi="メイリオ"/>
-                                <w:b/>
-                                <w:bCs/>
-                                <w:color w:val="000000"/>
-                                <w:sz w:val="28"/>
-                                <w:szCs w:val="28"/>
-                                <w:u w:val="single"/>
-                              </w:rPr>
-                              <w:t>{{companyName}}</w:t>
-                            </w:r>
-                            <w:r>
-                              <w:rPr>
-                                <w:rFonts w:eastAsia="メイリオ" w:ascii="メイリオ" w:hAnsi="メイリオ"/>
-                                <w:color w:val="000000"/>
-                                <w:sz w:val="28"/>
-                                <w:szCs w:val="28"/>
-                              </w:rPr>
-                              <w:t xml:space="preserve">  </w:t>
-                            </w:r>
-                            <w:r>
-                              <w:rPr>
-                                <w:rFonts w:ascii="メイリオ" w:hAnsi="メイリオ" w:eastAsia="メイリオ"/>
-                                <w:color w:val="000000"/>
-                                <w:sz w:val="24"/>
-                                <w:szCs w:val="24"/>
-                              </w:rPr>
-                              <w:t>御中</w:t>
-                            </w:r>
-                          </w:p>
-                          <w:p>
-                            <w:pPr>
-                              <w:pStyle w:val="LO-normal"/>
-                              <w:overflowPunct w:val="true"/>
-                              <w:spacing w:before="0" w:after="130"/>
-                              <w:rPr>
-                                <w:rFonts w:ascii="メイリオ" w:hAnsi="メイリオ" w:eastAsia="メイリオ"/>
-                              </w:rPr>
-                            </w:pPr>
-                            <w:r>
-                              <w:rPr>
-                                <w:rFonts w:eastAsia="メイリオ" w:ascii="メイリオ" w:hAnsi="メイリオ"/>
-                                <w:color w:val="000000"/>
-                                <w:sz w:val="18"/>
-                                <w:szCs w:val="18"/>
-                              </w:rPr>
-                              <w:t xml:space="preserve">{{companyPersonName}} </w:t>
-                            </w:r>
-                            <w:r>
-                              <w:rPr>
-                                <w:rFonts w:ascii="メイリオ" w:hAnsi="メイリオ" w:eastAsia="メイリオ"/>
-                                <w:color w:val="000000"/>
-                                <w:sz w:val="18"/>
-                                <w:szCs w:val="18"/>
-                              </w:rPr>
-                              <w:t>様</w:t>
-                            </w:r>
-                          </w:p>
-                          <w:p>
-                            <w:pPr>
-                              <w:pStyle w:val="LO-normal"/>
-                              <w:overflowPunct w:val="true"/>
-                              <w:spacing w:before="0" w:after="0"/>
-                              <w:rPr>
-                                <w:rFonts w:ascii="メイリオ" w:hAnsi="メイリオ" w:eastAsia="メイリオ"/>
-                              </w:rPr>
-                            </w:pPr>
-                            <w:r>
-                              <w:rPr>
-                                <w:rFonts w:ascii="メイリオ" w:hAnsi="メイリオ" w:eastAsia="メイリオ"/>
-                                <w:color w:val="000000"/>
-                                <w:sz w:val="16"/>
-                                <w:szCs w:val="16"/>
-                              </w:rPr>
-                              <w:t>〒</w:t>
-                            </w:r>
-                            <w:r>
-                              <w:rPr>
-                                <w:rFonts w:eastAsia="メイリオ" w:ascii="メイリオ" w:hAnsi="メイリオ"/>
-                                <w:color w:val="000000"/>
-                                <w:sz w:val="16"/>
-                                <w:szCs w:val="16"/>
-                              </w:rPr>
-                              <w:t>{{companyPostalCode}}</w:t>
-                            </w:r>
-                          </w:p>
-                          <w:p>
-                            <w:pPr>
-                              <w:pStyle w:val="LO-normal"/>
-                              <w:overflowPunct w:val="true"/>
-                              <w:spacing w:before="0" w:after="0"/>
-                              <w:rPr>
-                                <w:rFonts w:ascii="メイリオ" w:hAnsi="メイリオ" w:eastAsia="メイリオ"/>
-                              </w:rPr>
-                            </w:pPr>
-                            <w:r>
-                              <w:rPr>
-                                <w:rFonts w:eastAsia="メイリオ" w:ascii="メイリオ" w:hAnsi="メイリオ"/>
-                                <w:color w:val="000000"/>
-                                <w:sz w:val="16"/>
-                                <w:szCs w:val="16"/>
-                              </w:rPr>
-                              <w:t>{{companyAddress}}</w:t>
-                            </w:r>
-                          </w:p>
-                          <w:p>
-                            <w:pPr>
-                              <w:pStyle w:val="LO-normal"/>
-                              <w:overflowPunct w:val="true"/>
-                              <w:spacing w:before="0" w:after="230"/>
-                              <w:rPr>
-                                <w:rFonts w:ascii="メイリオ" w:hAnsi="メイリオ" w:eastAsia="メイリオ"/>
-                              </w:rPr>
-                            </w:pPr>
-                            <w:r>
-                              <w:rPr>
-                                <w:rFonts w:eastAsia="メイリオ" w:ascii="メイリオ" w:hAnsi="メイリオ"/>
-                                <w:color w:val="000000"/>
-                                <w:sz w:val="16"/>
-                                <w:szCs w:val="16"/>
-                              </w:rPr>
-                              <w:t>{{companyPhoneNumber}}</w:t>
-                            </w:r>
-                          </w:p>
-                          <w:p>
-                            <w:pPr>
-                              <w:pStyle w:val="LO-normal"/>
-                              <w:tabs>
-                                <w:tab w:val="clear" w:pos="720"/>
-                                <w:tab w:val="center" w:pos="2563" w:leader="none"/>
-                                <w:tab w:val="right" w:pos="4682" w:leader="none"/>
-                              </w:tabs>
-                              <w:overflowPunct w:val="true"/>
-                              <w:spacing w:before="0" w:after="216"/>
-                              <w:rPr>
-                                <w:rFonts w:ascii="メイリオ" w:hAnsi="メイリオ" w:eastAsia="メイリオ"/>
-                              </w:rPr>
-                            </w:pPr>
-                            <w:r>
-                              <w:rPr>
-                                <w:rFonts w:ascii="メイリオ" w:hAnsi="メイリオ" w:eastAsia="メイリオ"/>
-                                <w:color w:val="000000"/>
-                                <w:sz w:val="20"/>
-                                <w:szCs w:val="20"/>
-                                <w:u w:val="double"/>
-                              </w:rPr>
-                              <w:t>件名</w:t>
-                            </w:r>
-                            <w:r>
-                              <w:rPr>
-                                <w:rFonts w:eastAsia="メイリオ" w:ascii="メイリオ" w:hAnsi="メイリオ"/>
-                                <w:color w:val="000000"/>
-                                <w:sz w:val="20"/>
-                                <w:szCs w:val="20"/>
-                                <w:u w:val="double"/>
-                              </w:rPr>
-                              <w:tab/>
-                            </w:r>
-                            <w:r>
-                              <w:rPr>
-                                <w:rFonts w:eastAsia="メイリオ" w:ascii="メイリオ" w:hAnsi="メイリオ"/>
-                                <w:b/>
-                                <w:bCs/>
-                                <w:color w:val="000000"/>
-                                <w:sz w:val="21"/>
-                                <w:szCs w:val="21"/>
-                                <w:u w:val="double"/>
-                              </w:rPr>
-                              <w:t>{{title}}</w:t>
-                            </w:r>
-                            <w:r>
-                              <w:rPr>
-                                <w:rFonts w:eastAsia="メイリオ" w:ascii="メイリオ" w:hAnsi="メイリオ"/>
-                                <w:b/>
-                                <w:bCs/>
-                                <w:color w:val="000000"/>
-                                <w:sz w:val="28"/>
-                                <w:szCs w:val="28"/>
-                                <w:u w:val="double"/>
-                              </w:rPr>
-                              <w:tab/>
-                            </w:r>
-                          </w:p>
-                          <w:p>
-                            <w:pPr>
-                              <w:pStyle w:val="LO-normal"/>
-                              <w:tabs>
-                                <w:tab w:val="clear" w:pos="720"/>
-                                <w:tab w:val="center" w:pos="2563" w:leader="none"/>
-                                <w:tab w:val="right" w:pos="4579" w:leader="none"/>
-                              </w:tabs>
-                              <w:overflowPunct w:val="true"/>
-                              <w:spacing w:before="0" w:after="0"/>
-                              <w:rPr>
-                                <w:rFonts w:ascii="メイリオ" w:hAnsi="メイリオ" w:eastAsia="メイリオ"/>
-                              </w:rPr>
-                            </w:pPr>
-                            <w:r>
-                              <w:rPr>
-                                <w:rFonts w:ascii="メイリオ" w:hAnsi="メイリオ" w:eastAsia="メイリオ"/>
-                                <w:color w:val="000000"/>
-                                <w:sz w:val="20"/>
-                                <w:szCs w:val="20"/>
-                              </w:rPr>
-                              <w:t>　下記の通り、ご請求申し上げます。</w:t>
-                            </w:r>
-                          </w:p>
-                          <w:p>
-                            <w:pPr>
-                              <w:pStyle w:val="LO-normal"/>
-                              <w:tabs>
-                                <w:tab w:val="clear" w:pos="720"/>
-                                <w:tab w:val="center" w:pos="2563" w:leader="none"/>
-                                <w:tab w:val="right" w:pos="4682" w:leader="none"/>
-                              </w:tabs>
-                              <w:overflowPunct w:val="true"/>
-                              <w:spacing w:before="0" w:after="0"/>
-                              <w:rPr>
-                                <w:rFonts w:ascii="メイリオ" w:hAnsi="メイリオ" w:eastAsia="メイリオ"/>
-                              </w:rPr>
-                            </w:pPr>
-                            <w:r>
-                              <w:rPr>
-                                <w:rFonts w:ascii="メイリオ" w:hAnsi="メイリオ" w:eastAsia="メイリオ"/>
-                                <w:color w:val="000000"/>
-                                <w:sz w:val="20"/>
-                                <w:szCs w:val="20"/>
-                                <w:u w:val="double" w:color="000000"/>
-                              </w:rPr>
-                              <w:t>請求金額</w:t>
-                            </w:r>
-                            <w:r>
-                              <w:rPr>
-                                <w:rFonts w:ascii="メイリオ" w:hAnsi="メイリオ" w:eastAsia="メイリオ"/>
-                                <w:color w:val="000000"/>
-                                <w:u w:val="double" w:color="000000"/>
-                              </w:rPr>
-                              <w:t xml:space="preserve"> </w:t>
-                            </w:r>
-                            <w:r>
-                              <w:rPr>
-                                <w:rFonts w:eastAsia="メイリオ" w:ascii="メイリオ" w:hAnsi="メイリオ"/>
-                                <w:color w:val="000000"/>
-                                <w:u w:val="double" w:color="000000"/>
-                              </w:rPr>
-                              <w:tab/>
-                            </w:r>
-                            <w:r>
-                              <w:rPr>
-                                <w:rFonts w:eastAsia="メイリオ" w:ascii="メイリオ" w:hAnsi="メイリオ"/>
-                                <w:b/>
-                                <w:bCs/>
-                                <w:color w:val="000000"/>
-                                <w:sz w:val="38"/>
-                                <w:szCs w:val="38"/>
-                                <w:u w:val="double" w:color="000000"/>
-                              </w:rPr>
-                              <w:t>{{total}}</w:t>
-                            </w:r>
-                            <w:r>
-                              <w:rPr>
-                                <w:rFonts w:eastAsia="メイリオ" w:ascii="メイリオ" w:hAnsi="メイリオ"/>
-                                <w:color w:val="000000"/>
-                                <w:sz w:val="38"/>
-                                <w:szCs w:val="38"/>
-                                <w:u w:val="double" w:color="000000"/>
-                              </w:rPr>
-                              <w:tab/>
-                            </w:r>
-                            <w:r>
-                              <w:rPr>
-                                <w:rFonts w:eastAsia="メイリオ" w:ascii="メイリオ" w:hAnsi="メイリオ"/>
-                                <w:color w:val="000000"/>
-                              </w:rPr>
-                              <w:br/>
-                            </w:r>
-                          </w:p>
-                        </w:txbxContent>
-                      </wps:txbx>
-                      <wps:bodyPr lIns="0" rIns="0" tIns="0" bIns="0" anchor="t">
-                        <a:noAutofit/>
-                      </wps:bodyPr>
-                    </wps:wsp>
-                  </a:graphicData>
-                </a:graphic>
-              </wp:inline>
-            </w:drawing>
-          </mc:Choice>
-          <mc:Fallback>
-            <w:pict>
-              <v:rect id="shape_0" ID="Shape1" path="m0,0l-2147483645,0l-2147483645,-2147483646l0,-2147483646xe" stroked="f" o:allowincell="f" style="position:absolute;margin-left:0pt;margin-top:-207.7pt;width:241.15pt;height:207.6pt;mso-wrap-style:square;v-text-anchor:top;mso-position-vertical:top" wp14:anchorId="4DB5725A">
-                <v:fill o:detectmouseclick="t" on="false"/>
-                <v:stroke color="#3465a4" joinstyle="round" endcap="flat"/>
-                <v:textbox>
-                  <w:txbxContent>
-                    <w:p>
-                      <w:pPr>
-                        <w:pStyle w:val="LO-normal"/>
-                        <w:overflowPunct w:val="true"/>
-                        <w:spacing w:before="0" w:after="14"/>
-                        <w:rPr>
-                          <w:rFonts w:ascii="メイリオ" w:hAnsi="メイリオ" w:eastAsia="メイリオ"/>
-                        </w:rPr>
-                      </w:pPr>
-                      <w:r>
-                        <w:rPr>
-                          <w:rFonts w:eastAsia="メイリオ" w:ascii="メイリオ" w:hAnsi="メイリオ"/>
-                          <w:b/>
-                          <w:bCs/>
-                          <w:color w:val="000000"/>
-                          <w:sz w:val="28"/>
-                          <w:szCs w:val="28"/>
-                          <w:u w:val="single"/>
-                        </w:rPr>
-                        <w:t>{{companyName}}</w:t>
-                      </w:r>
-                      <w:r>
-                        <w:rPr>
-                          <w:rFonts w:eastAsia="メイリオ" w:ascii="メイリオ" w:hAnsi="メイリオ"/>
-                          <w:color w:val="000000"/>
-                          <w:sz w:val="28"/>
-                          <w:szCs w:val="28"/>
-                        </w:rPr>
-                        <w:t xml:space="preserve">  </w:t>
-                      </w:r>
-                      <w:r>
-                        <w:rPr>
-                          <w:rFonts w:ascii="メイリオ" w:hAnsi="メイリオ" w:eastAsia="メイリオ"/>
-                          <w:color w:val="000000"/>
-                          <w:sz w:val="24"/>
-                          <w:szCs w:val="24"/>
-                        </w:rPr>
-                        <w:t>御中</w:t>
-                      </w:r>
-                    </w:p>
-                    <w:p>
-                      <w:pPr>
-                        <w:pStyle w:val="LO-normal"/>
-                        <w:overflowPunct w:val="true"/>
-                        <w:spacing w:before="0" w:after="130"/>
-                        <w:rPr>
-                          <w:rFonts w:ascii="メイリオ" w:hAnsi="メイリオ" w:eastAsia="メイリオ"/>
-                        </w:rPr>
-                      </w:pPr>
-                      <w:r>
-                        <w:rPr>
-                          <w:rFonts w:eastAsia="メイリオ" w:ascii="メイリオ" w:hAnsi="メイリオ"/>
-                          <w:color w:val="000000"/>
-                          <w:sz w:val="18"/>
-                          <w:szCs w:val="18"/>
-                        </w:rPr>
-                        <w:t xml:space="preserve">{{companyPersonName}} </w:t>
-                      </w:r>
-                      <w:r>
-                        <w:rPr>
-                          <w:rFonts w:ascii="メイリオ" w:hAnsi="メイリオ" w:eastAsia="メイリオ"/>
-                          <w:color w:val="000000"/>
-                          <w:sz w:val="18"/>
-                          <w:szCs w:val="18"/>
-                        </w:rPr>
-                        <w:t>様</w:t>
-                      </w:r>
-                    </w:p>
-                    <w:p>
-                      <w:pPr>
-                        <w:pStyle w:val="LO-normal"/>
-                        <w:overflowPunct w:val="true"/>
-                        <w:spacing w:before="0" w:after="0"/>
-                        <w:rPr>
-                          <w:rFonts w:ascii="メイリオ" w:hAnsi="メイリオ" w:eastAsia="メイリオ"/>
-                        </w:rPr>
-                      </w:pPr>
-                      <w:r>
-                        <w:rPr>
-                          <w:rFonts w:ascii="メイリオ" w:hAnsi="メイリオ" w:eastAsia="メイリオ"/>
-                          <w:color w:val="000000"/>
-                          <w:sz w:val="16"/>
-                          <w:szCs w:val="16"/>
-                        </w:rPr>
-                        <w:t>〒</w:t>
-                      </w:r>
-                      <w:r>
-                        <w:rPr>
-                          <w:rFonts w:eastAsia="メイリオ" w:ascii="メイリオ" w:hAnsi="メイリオ"/>
-                          <w:color w:val="000000"/>
-                          <w:sz w:val="16"/>
-                          <w:szCs w:val="16"/>
-                        </w:rPr>
-                        <w:t>{{companyPostalCode}}</w:t>
-                      </w:r>
-                    </w:p>
-                    <w:p>
-                      <w:pPr>
-                        <w:pStyle w:val="LO-normal"/>
-                        <w:overflowPunct w:val="true"/>
-                        <w:spacing w:before="0" w:after="0"/>
-                        <w:rPr>
-                          <w:rFonts w:ascii="メイリオ" w:hAnsi="メイリオ" w:eastAsia="メイリオ"/>
-                        </w:rPr>
-                      </w:pPr>
-                      <w:r>
-                        <w:rPr>
-                          <w:rFonts w:eastAsia="メイリオ" w:ascii="メイリオ" w:hAnsi="メイリオ"/>
-                          <w:color w:val="000000"/>
-                          <w:sz w:val="16"/>
-                          <w:szCs w:val="16"/>
-                        </w:rPr>
-                        <w:t>{{companyAddress}}</w:t>
-                      </w:r>
-                    </w:p>
-                    <w:p>
-                      <w:pPr>
-                        <w:pStyle w:val="LO-normal"/>
-                        <w:overflowPunct w:val="true"/>
-                        <w:spacing w:before="0" w:after="230"/>
-                        <w:rPr>
-                          <w:rFonts w:ascii="メイリオ" w:hAnsi="メイリオ" w:eastAsia="メイリオ"/>
-                        </w:rPr>
-                      </w:pPr>
-                      <w:r>
-                        <w:rPr>
-                          <w:rFonts w:eastAsia="メイリオ" w:ascii="メイリオ" w:hAnsi="メイリオ"/>
-                          <w:color w:val="000000"/>
-                          <w:sz w:val="16"/>
-                          <w:szCs w:val="16"/>
-                        </w:rPr>
-                        <w:t>{{companyPhoneNumber}}</w:t>
-                      </w:r>
-                    </w:p>
-                    <w:p>
-                      <w:pPr>
-                        <w:pStyle w:val="LO-normal"/>
-                        <w:tabs>
-                          <w:tab w:val="clear" w:pos="720"/>
-                          <w:tab w:val="center" w:pos="2563" w:leader="none"/>
-                          <w:tab w:val="right" w:pos="4682" w:leader="none"/>
-                        </w:tabs>
-                        <w:overflowPunct w:val="true"/>
-                        <w:spacing w:before="0" w:after="216"/>
-                        <w:rPr>
-                          <w:rFonts w:ascii="メイリオ" w:hAnsi="メイリオ" w:eastAsia="メイリオ"/>
-                        </w:rPr>
-                      </w:pPr>
-                      <w:r>
-                        <w:rPr>
-                          <w:rFonts w:ascii="メイリオ" w:hAnsi="メイリオ" w:eastAsia="メイリオ"/>
-                          <w:color w:val="000000"/>
-                          <w:sz w:val="20"/>
-                          <w:szCs w:val="20"/>
-                          <w:u w:val="double"/>
-                        </w:rPr>
-                        <w:t>件名</w:t>
-                      </w:r>
-                      <w:r>
-                        <w:rPr>
-                          <w:rFonts w:eastAsia="メイリオ" w:ascii="メイリオ" w:hAnsi="メイリオ"/>
-                          <w:color w:val="000000"/>
-                          <w:sz w:val="20"/>
-                          <w:szCs w:val="20"/>
-                          <w:u w:val="double"/>
-                        </w:rPr>
-                        <w:tab/>
-                      </w:r>
-                      <w:r>
-                        <w:rPr>
-                          <w:rFonts w:eastAsia="メイリオ" w:ascii="メイリオ" w:hAnsi="メイリオ"/>
-                          <w:b/>
-                          <w:bCs/>
-                          <w:color w:val="000000"/>
-                          <w:sz w:val="21"/>
-                          <w:szCs w:val="21"/>
-                          <w:u w:val="double"/>
-                        </w:rPr>
-                        <w:t>{{title}}</w:t>
-                      </w:r>
-                      <w:r>
-                        <w:rPr>
-                          <w:rFonts w:eastAsia="メイリオ" w:ascii="メイリオ" w:hAnsi="メイリオ"/>
-                          <w:b/>
-                          <w:bCs/>
-                          <w:color w:val="000000"/>
-                          <w:sz w:val="28"/>
-                          <w:szCs w:val="28"/>
-                          <w:u w:val="double"/>
-                        </w:rPr>
-                        <w:tab/>
-                      </w:r>
-                    </w:p>
-                    <w:p>
-                      <w:pPr>
-                        <w:pStyle w:val="LO-normal"/>
-                        <w:tabs>
-                          <w:tab w:val="clear" w:pos="720"/>
-                          <w:tab w:val="center" w:pos="2563" w:leader="none"/>
-                          <w:tab w:val="right" w:pos="4579" w:leader="none"/>
-                        </w:tabs>
-                        <w:overflowPunct w:val="true"/>
-                        <w:spacing w:before="0" w:after="0"/>
-                        <w:rPr>
-                          <w:rFonts w:ascii="メイリオ" w:hAnsi="メイリオ" w:eastAsia="メイリオ"/>
-                        </w:rPr>
-                      </w:pPr>
-                      <w:r>
-                        <w:rPr>
-                          <w:rFonts w:ascii="メイリオ" w:hAnsi="メイリオ" w:eastAsia="メイリオ"/>
-                          <w:color w:val="000000"/>
-                          <w:sz w:val="20"/>
-                          <w:szCs w:val="20"/>
-                        </w:rPr>
-                        <w:t>　下記の通り、ご請求申し上げます。</w:t>
-                      </w:r>
-                    </w:p>
-                    <w:p>
-                      <w:pPr>
-                        <w:pStyle w:val="LO-normal"/>
-                        <w:tabs>
-                          <w:tab w:val="clear" w:pos="720"/>
-                          <w:tab w:val="center" w:pos="2563" w:leader="none"/>
-                          <w:tab w:val="right" w:pos="4682" w:leader="none"/>
-                        </w:tabs>
-                        <w:overflowPunct w:val="true"/>
-                        <w:spacing w:before="0" w:after="0"/>
-                        <w:rPr>
-                          <w:rFonts w:ascii="メイリオ" w:hAnsi="メイリオ" w:eastAsia="メイリオ"/>
-                        </w:rPr>
-                      </w:pPr>
-                      <w:r>
-                        <w:rPr>
-                          <w:rFonts w:ascii="メイリオ" w:hAnsi="メイリオ" w:eastAsia="メイリオ"/>
-                          <w:color w:val="000000"/>
-                          <w:sz w:val="20"/>
-                          <w:szCs w:val="20"/>
-                          <w:u w:val="double" w:color="000000"/>
-                        </w:rPr>
-                        <w:t>請求金額</w:t>
-                      </w:r>
-                      <w:r>
-                        <w:rPr>
-                          <w:rFonts w:ascii="メイリオ" w:hAnsi="メイリオ" w:eastAsia="メイリオ"/>
-                          <w:color w:val="000000"/>
-                          <w:u w:val="double" w:color="000000"/>
-                        </w:rPr>
-                        <w:t xml:space="preserve"> </w:t>
-                      </w:r>
-                      <w:r>
-                        <w:rPr>
-                          <w:rFonts w:eastAsia="メイリオ" w:ascii="メイリオ" w:hAnsi="メイリオ"/>
-                          <w:color w:val="000000"/>
-                          <w:u w:val="double" w:color="000000"/>
-                        </w:rPr>
-                        <w:tab/>
-                      </w:r>
-                      <w:r>
-                        <w:rPr>
-                          <w:rFonts w:eastAsia="メイリオ" w:ascii="メイリオ" w:hAnsi="メイリオ"/>
-                          <w:b/>
-                          <w:bCs/>
-                          <w:color w:val="000000"/>
-                          <w:sz w:val="38"/>
-                          <w:szCs w:val="38"/>
-                          <w:u w:val="double" w:color="000000"/>
-                        </w:rPr>
-                        <w:t>{{total}}</w:t>
-                      </w:r>
-                      <w:r>
-                        <w:rPr>
-                          <w:rFonts w:eastAsia="メイリオ" w:ascii="メイリオ" w:hAnsi="メイリオ"/>
-                          <w:color w:val="000000"/>
-                          <w:sz w:val="38"/>
-                          <w:szCs w:val="38"/>
-                          <w:u w:val="double" w:color="000000"/>
-                        </w:rPr>
-                        <w:tab/>
-                      </w:r>
-                      <w:r>
-                        <w:rPr>
-                          <w:rFonts w:eastAsia="メイリオ" w:ascii="メイリオ" w:hAnsi="メイリオ"/>
-                          <w:color w:val="000000"/>
-                        </w:rPr>
-                        <w:br/>
-                      </w:r>
-                    </w:p>
-                  </w:txbxContent>
-                </v:textbox>
-                <w10:wrap type="square"/>
-              </v:rect>
-            </w:pict>
-          </mc:Fallback>
-        </mc:AlternateContent>
+        <w:rPr>
+          <w:rFonts w:eastAsia="メイリオ" w:ascii="メイリオ" w:hAnsi="メイリオ"/>
+          <w:b/>
+          <w:bCs/>
+          <w:color w:val="000000"/>
+          <w:sz w:val="28"/>
+          <w:szCs w:val="28"/>
+          <w:u w:val="single"/>
+        </w:rPr>
+        <w:t>{{companyName}}</w:t>
+      </w:r>
+      <w:r>
+        <w:rPr>
+          <w:rFonts w:eastAsia="メイリオ" w:ascii="メイリオ" w:hAnsi="メイリオ"/>
+          <w:color w:val="000000"/>
+          <w:sz w:val="28"/>
+          <w:szCs w:val="28"/>
+        </w:rPr>
+        <w:t xml:space="preserve">  </w:t>
+      </w:r>
+      <w:r>
+        <w:rPr>
+          <w:rFonts w:ascii="メイリオ" w:hAnsi="メイリオ" w:eastAsia="メイリオ"/>
+          <w:color w:val="000000"/>
+          <w:sz w:val="24"/>
+          <w:szCs w:val="24"/>
+        </w:rPr>
+        <w:t>御中</w:t>
       </w:r>
     </w:p>
     <w:p>
       <w:pPr>
-        <w:pStyle w:val="Normal"/>
-        <w:jc w:val="right"/>
+        <w:pStyle w:val="LO-normal"/>
+        <w:overflowPunct w:val="false"/>
+        <w:spacing w:before="0" w:after="101"/>
+        <w:rPr>
+          <w:rFonts w:ascii="メイリオ" w:hAnsi="メイリオ" w:eastAsia="メイリオ"/>
+        </w:rPr>
+      </w:pPr>
+      <w:r>
+        <w:rPr>
+          <w:rFonts w:eastAsia="メイリオ" w:ascii="メイリオ" w:hAnsi="メイリオ"/>
+          <w:color w:val="000000"/>
+          <w:sz w:val="18"/>
+          <w:szCs w:val="18"/>
+        </w:rPr>
+        <w:t xml:space="preserve">{{companyPersonName}} </w:t>
+      </w:r>
+      <w:r>
+        <w:rPr>
+          <w:rFonts w:ascii="メイリオ" w:hAnsi="メイリオ" w:eastAsia="メイリオ"/>
+          <w:color w:val="000000"/>
+          <w:sz w:val="18"/>
+          <w:szCs w:val="18"/>
+        </w:rPr>
+        <w:t>様</w:t>
+      </w:r>
+    </w:p>
+    <w:p>
+      <w:pPr>
+        <w:pStyle w:val="LO-normal"/>
+        <w:overflowPunct w:val="false"/>
+        <w:spacing w:lineRule="auto" w:line="192" w:before="0" w:after="0"/>
         <w:rPr/>
       </w:pPr>
       <w:r>
+        <w:rPr>
+          <w:rFonts w:ascii="メイリオ" w:hAnsi="メイリオ" w:eastAsia="メイリオ"/>
+          <w:color w:val="000000"/>
+          <w:sz w:val="16"/>
+          <w:szCs w:val="16"/>
+        </w:rPr>
+        <w:t>〒</w:t>
+      </w:r>
+      <w:r>
+        <w:rPr>
+          <w:rFonts w:eastAsia="メイリオ" w:ascii="メイリオ" w:hAnsi="メイリオ"/>
+          <w:color w:val="000000"/>
+          <w:sz w:val="16"/>
+          <w:szCs w:val="16"/>
+        </w:rPr>
+        <w:t>{{companyPostalCode}}</w:t>
+      </w:r>
+    </w:p>
+    <w:p>
+      <w:pPr>
+        <w:pStyle w:val="LO-normal"/>
+        <w:overflowPunct w:val="false"/>
+        <w:spacing w:lineRule="auto" w:line="192" w:before="0" w:after="0"/>
         <w:rPr/>
-        <mc:AlternateContent>
-          <mc:Choice Requires="wps">
-            <w:drawing>
-              <wp:inline distT="0" distB="0" distL="0" distR="0" wp14:anchorId="64A98755">
-                <wp:extent cx="2310765" cy="2637155"/>
-                <wp:effectExtent l="0" t="0" r="6350" b="0"/>
-                <wp:docPr id="2" name="Shape2"/>
-                <a:graphic xmlns:a="http://schemas.openxmlformats.org/drawingml/2006/main">
-                  <a:graphicData uri="http://schemas.microsoft.com/office/word/2010/wordprocessingShape">
-                    <wps:wsp>
-                      <wps:cNvSpPr/>
-                      <wps:spPr>
-                        <a:xfrm>
-                          <a:off x="0" y="0"/>
-                          <a:ext cx="2310840" cy="2637000"/>
-                        </a:xfrm>
-                        <a:prstGeom prst="rect">
-                          <a:avLst/>
-                        </a:prstGeom>
-                        <a:noFill/>
-                        <a:ln w="0">
-                          <a:noFill/>
-                        </a:ln>
-                      </wps:spPr>
-                      <wps:style>
-                        <a:lnRef idx="0"/>
-                        <a:fillRef idx="0"/>
-                        <a:effectRef idx="0"/>
-                        <a:fontRef idx="minor"/>
-                      </wps:style>
-                      <wps:txbx>
-                        <w:txbxContent>
-                          <w:p>
-                            <w:pPr>
-                              <w:pStyle w:val="LO-normal"/>
-                              <w:tabs>
-                                <w:tab w:val="clear" w:pos="720"/>
-                                <w:tab w:val="right" w:pos="3525" w:leader="none"/>
-                              </w:tabs>
-                              <w:overflowPunct w:val="true"/>
-                              <w:spacing w:before="0" w:after="0"/>
-                              <w:rPr>
-                                <w:rFonts w:ascii="メイリオ" w:hAnsi="メイリオ" w:eastAsia="メイリオ"/>
-                              </w:rPr>
-                            </w:pPr>
-                            <w:r>
-                              <w:rPr>
-                                <w:rFonts w:ascii="メイリオ" w:hAnsi="メイリオ" w:eastAsia="メイリオ"/>
-                                <w:color w:val="000000"/>
-                                <w:sz w:val="20"/>
-                                <w:szCs w:val="20"/>
-                              </w:rPr>
-                              <w:t>請求</w:t>
-                            </w:r>
-                            <w:r>
-                              <w:rPr>
-                                <w:rFonts w:eastAsia="メイリオ" w:ascii="メイリオ" w:hAnsi="メイリオ"/>
-                                <w:color w:val="000000"/>
-                                <w:sz w:val="20"/>
-                                <w:szCs w:val="20"/>
-                              </w:rPr>
-                              <w:t>No.</w:t>
-                              <w:tab/>
-                              <w:t>{{number}}</w:t>
-                            </w:r>
-                          </w:p>
-                          <w:p>
-                            <w:pPr>
-                              <w:pStyle w:val="LO-normal"/>
-                              <w:tabs>
-                                <w:tab w:val="clear" w:pos="720"/>
-                                <w:tab w:val="right" w:pos="3525" w:leader="none"/>
-                              </w:tabs>
-                              <w:overflowPunct w:val="true"/>
-                              <w:spacing w:before="0" w:after="0"/>
-                              <w:rPr>
-                                <w:rFonts w:ascii="メイリオ" w:hAnsi="メイリオ" w:eastAsia="メイリオ"/>
-                              </w:rPr>
-                            </w:pPr>
-                            <w:r>
-                              <w:rPr>
-                                <w:rFonts w:ascii="メイリオ" w:hAnsi="メイリオ" w:eastAsia="メイリオ"/>
-                                <w:color w:val="000000"/>
-                                <w:sz w:val="20"/>
-                                <w:szCs w:val="20"/>
-                              </w:rPr>
-                              <w:t>請求日</w:t>
-                            </w:r>
-                            <w:r>
-                              <w:rPr>
-                                <w:rFonts w:eastAsia="メイリオ" w:ascii="メイリオ" w:hAnsi="メイリオ"/>
-                                <w:color w:val="000000"/>
-                                <w:sz w:val="20"/>
-                                <w:szCs w:val="20"/>
-                              </w:rPr>
-                              <w:tab/>
-                              <w:t>{{date}}</w:t>
-                            </w:r>
-                          </w:p>
-                          <w:p>
-                            <w:pPr>
-                              <w:pStyle w:val="LO-normal"/>
-                              <w:tabs>
-                                <w:tab w:val="clear" w:pos="720"/>
-                                <w:tab w:val="right" w:pos="3525" w:leader="none"/>
-                              </w:tabs>
-                              <w:overflowPunct w:val="true"/>
-                              <w:spacing w:before="0" w:after="230"/>
-                              <w:rPr>
-                                <w:rFonts w:ascii="メイリオ" w:hAnsi="メイリオ" w:eastAsia="メイリオ"/>
-                              </w:rPr>
-                            </w:pPr>
-                            <w:r>
-                              <w:rPr>
-                                <w:rFonts w:ascii="メイリオ" w:hAnsi="メイリオ" w:eastAsia="メイリオ"/>
-                                <w:color w:val="000000"/>
-                                <w:sz w:val="20"/>
-                                <w:szCs w:val="20"/>
-                              </w:rPr>
-                              <w:t>登録番号</w:t>
-                            </w:r>
-                            <w:r>
-                              <w:rPr>
-                                <w:rFonts w:eastAsia="メイリオ" w:ascii="メイリオ" w:hAnsi="メイリオ"/>
-                                <w:color w:val="000000"/>
-                                <w:sz w:val="20"/>
-                                <w:szCs w:val="20"/>
-                              </w:rPr>
-                              <w:tab/>
-                              <w:t>T8010001198825</w:t>
-                            </w:r>
-                          </w:p>
-                          <w:p>
-                            <w:pPr>
-                              <w:pStyle w:val="LO-normal"/>
-                              <w:tabs>
-                                <w:tab w:val="clear" w:pos="720"/>
-                                <w:tab w:val="right" w:pos="3602" w:leader="none"/>
-                              </w:tabs>
-                              <w:overflowPunct w:val="true"/>
-                              <w:spacing w:before="0" w:after="0"/>
-                              <w:rPr>
-                                <w:rFonts w:ascii="メイリオ" w:hAnsi="メイリオ" w:eastAsia="メイリオ"/>
-                                <w:color w:val="000000"/>
-                              </w:rPr>
-                            </w:pPr>
-                            <w:r>
-                              <w:rPr>
-                                <w:color w:val="000000"/>
-                              </w:rPr>
-                              <w:drawing>
-                                <wp:inline distT="0" distB="0" distL="0" distR="0">
-                                  <wp:extent cx="2286000" cy="409575"/>
-                                  <wp:effectExtent l="0" t="0" r="0" b="0"/>
-                                  <wp:docPr id="4" name="Image1" descr=""/>
-                                  <wp:cNvGraphicFramePr>
-                                    <a:graphicFrameLocks xmlns:a="http://schemas.openxmlformats.org/drawingml/2006/main" noChangeAspect="1"/>
-                                  </wp:cNvGraphicFramePr>
-                                  <a:graphic xmlns:a="http://schemas.openxmlformats.org/drawingml/2006/main">
-                                    <a:graphicData uri="http://schemas.openxmlformats.org/drawingml/2006/picture">
-                                      <pic:pic xmlns:pic="http://schemas.openxmlformats.org/drawingml/2006/picture">
-                                        <pic:nvPicPr>
-                                          <pic:cNvPr id="4" name="Image1" descr=""/>
-                                          <pic:cNvPicPr>
-                                            <a:picLocks noChangeAspect="1" noChangeArrowheads="1"/>
-                                          </pic:cNvPicPr>
-                                        </pic:nvPicPr>
-                                        <pic:blipFill>
-                                          <a:blip r:embed="rId2"/>
-                                          <a:stretch>
-                                            <a:fillRect/>
-                                          </a:stretch>
-                                        </pic:blipFill>
-                                        <pic:spPr bwMode="auto">
-                                          <a:xfrm>
-                                            <a:off x="0" y="0"/>
-                                            <a:ext cx="2286000" cy="409575"/>
-                                          </a:xfrm>
-                                          <a:prstGeom prst="rect">
-                                            <a:avLst/>
-                                          </a:prstGeom>
-                                        </pic:spPr>
-                                      </pic:pic>
-                                    </a:graphicData>
-                                  </a:graphic>
-                                </wp:inline>
-                              </w:drawing>
-                            </w:r>
-                          </w:p>
-                          <w:p>
-                            <w:pPr>
-                              <w:pStyle w:val="LO-normal"/>
-                              <w:tabs>
-                                <w:tab w:val="clear" w:pos="720"/>
-                                <w:tab w:val="right" w:pos="3602" w:leader="none"/>
-                              </w:tabs>
-                              <w:overflowPunct w:val="true"/>
-                              <w:spacing w:before="0" w:after="0"/>
-                              <w:rPr>
-                                <w:rFonts w:ascii="メイリオ" w:hAnsi="メイリオ" w:eastAsia="メイリオ"/>
-                              </w:rPr>
-                            </w:pPr>
-                            <w:r>
-                              <w:rPr>
-                                <w:rFonts w:ascii="メイリオ" w:hAnsi="メイリオ" w:eastAsia="メイリオ"/>
-                                <w:b/>
-                                <w:bCs/>
-                                <w:color w:val="000000"/>
-                                <w:sz w:val="20"/>
-                                <w:szCs w:val="20"/>
-                              </w:rPr>
-                              <w:t>ニジュウニ株式会社</w:t>
-                            </w:r>
-                            <w:r>
-                              <w:rPr>
-                                <w:rFonts w:eastAsia="メイリオ" w:ascii="メイリオ" w:hAnsi="メイリオ"/>
-                                <w:color w:val="000000"/>
-                                <w:sz w:val="24"/>
-                                <w:szCs w:val="24"/>
-                              </w:rPr>
-                              <w:br/>
-                            </w:r>
-                            <w:r>
-                              <w:rPr>
-                                <w:rFonts w:ascii="メイリオ" w:hAnsi="メイリオ" w:eastAsia="メイリオ"/>
-                                <w:color w:val="000000"/>
-                                <w:sz w:val="16"/>
-                                <w:szCs w:val="16"/>
-                              </w:rPr>
-                              <w:t>〒</w:t>
-                            </w:r>
-                            <w:r>
-                              <w:rPr>
-                                <w:rFonts w:eastAsia="メイリオ" w:ascii="メイリオ" w:hAnsi="メイリオ"/>
-                                <w:color w:val="000000"/>
-                                <w:sz w:val="16"/>
-                                <w:szCs w:val="16"/>
-                              </w:rPr>
-                              <w:t>101-0064</w:t>
-                              <w:br/>
-                            </w:r>
-                            <w:r>
-                              <w:rPr>
-                                <w:rFonts w:ascii="メイリオ" w:hAnsi="メイリオ" w:eastAsia="メイリオ"/>
-                                <w:color w:val="000000"/>
-                                <w:sz w:val="16"/>
-                                <w:szCs w:val="16"/>
-                              </w:rPr>
-                              <w:t>東京都千代田区神田猿楽町</w:t>
-                            </w:r>
-                            <w:r>
-                              <w:rPr>
-                                <w:rFonts w:eastAsia="メイリオ" w:ascii="メイリオ" w:hAnsi="メイリオ"/>
-                                <w:color w:val="000000"/>
-                                <w:sz w:val="16"/>
-                                <w:szCs w:val="16"/>
-                              </w:rPr>
-                              <w:br/>
-                              <w:t>2</w:t>
-                            </w:r>
-                            <w:r>
-                              <w:rPr>
-                                <w:rFonts w:ascii="メイリオ" w:hAnsi="メイリオ" w:eastAsia="メイリオ"/>
-                                <w:color w:val="000000"/>
-                                <w:sz w:val="16"/>
-                                <w:szCs w:val="16"/>
-                              </w:rPr>
-                              <w:t>丁目</w:t>
-                            </w:r>
-                            <w:r>
-                              <w:rPr>
-                                <w:rFonts w:eastAsia="メイリオ" w:ascii="メイリオ" w:hAnsi="メイリオ"/>
-                                <w:color w:val="000000"/>
-                                <w:sz w:val="16"/>
-                                <w:szCs w:val="16"/>
-                              </w:rPr>
-                              <w:t>8-11Vort</w:t>
-                            </w:r>
-                            <w:r>
-                              <w:rPr>
-                                <w:rFonts w:ascii="メイリオ" w:hAnsi="メイリオ" w:eastAsia="メイリオ"/>
-                                <w:color w:val="000000"/>
-                                <w:sz w:val="16"/>
-                                <w:szCs w:val="16"/>
-                              </w:rPr>
-                              <w:t>水道橋</w:t>
-                            </w:r>
-                            <w:r>
-                              <w:rPr>
-                                <w:rFonts w:eastAsia="メイリオ" w:ascii="メイリオ" w:hAnsi="メイリオ"/>
-                                <w:color w:val="000000"/>
-                                <w:sz w:val="16"/>
-                                <w:szCs w:val="16"/>
-                              </w:rPr>
-                              <w:t>III 9</w:t>
-                            </w:r>
-                            <w:r>
-                              <w:rPr>
-                                <w:rFonts w:ascii="メイリオ" w:hAnsi="メイリオ" w:eastAsia="メイリオ"/>
-                                <w:color w:val="000000"/>
-                                <w:sz w:val="16"/>
-                                <w:szCs w:val="16"/>
-                              </w:rPr>
-                              <w:t>階</w:t>
-                            </w:r>
-                            <w:r>
-                              <w:rPr>
-                                <w:rFonts w:eastAsia="メイリオ" w:ascii="メイリオ" w:hAnsi="メイリオ"/>
-                                <w:color w:val="000000"/>
-                                <w:sz w:val="16"/>
-                                <w:szCs w:val="16"/>
-                              </w:rPr>
-                              <w:br/>
-                              <w:t>050-3580-5122</w:t>
-                            </w:r>
-                          </w:p>
-                          <w:p>
-                            <w:pPr>
-                              <w:pStyle w:val="LO-normal"/>
-                              <w:tabs>
-                                <w:tab w:val="clear" w:pos="720"/>
-                                <w:tab w:val="right" w:pos="3602" w:leader="none"/>
-                              </w:tabs>
-                              <w:overflowPunct w:val="true"/>
-                              <w:spacing w:before="0" w:after="0"/>
-                              <w:rPr>
-                                <w:rFonts w:ascii="メイリオ" w:hAnsi="メイリオ" w:eastAsia="メイリオ"/>
-                                <w:color w:val="000000"/>
-                              </w:rPr>
-                            </w:pPr>
-                            <w:r>
-                              <w:rPr>
-                                <w:color w:val="000000"/>
-                              </w:rPr>
-                            </w:r>
-                          </w:p>
-                        </w:txbxContent>
-                      </wps:txbx>
-                      <wps:bodyPr lIns="0" rIns="0" tIns="0" bIns="0" anchor="t">
-                        <a:noAutofit/>
-                      </wps:bodyPr>
-                    </wps:wsp>
-                  </a:graphicData>
-                </a:graphic>
-              </wp:inline>
-            </w:drawing>
-          </mc:Choice>
-          <mc:Fallback>
-            <w:pict>
-              <v:rect id="shape_0" ID="Shape2" path="m0,0l-2147483645,0l-2147483645,-2147483646l0,-2147483646xe" stroked="f" o:allowincell="f" style="position:absolute;margin-left:0pt;margin-top:-207.7pt;width:181.9pt;height:207.6pt;mso-wrap-style:square;v-text-anchor:top;mso-position-vertical:top" wp14:anchorId="64A98755">
-                <v:fill o:detectmouseclick="t" on="false"/>
-                <v:stroke color="#3465a4" joinstyle="round" endcap="flat"/>
-                <v:textbox>
-                  <w:txbxContent>
-                    <w:p>
-                      <w:pPr>
-                        <w:pStyle w:val="LO-normal"/>
-                        <w:tabs>
-                          <w:tab w:val="clear" w:pos="720"/>
-                          <w:tab w:val="right" w:pos="3525" w:leader="none"/>
-                        </w:tabs>
-                        <w:overflowPunct w:val="true"/>
-                        <w:spacing w:before="0" w:after="0"/>
-                        <w:rPr>
-                          <w:rFonts w:ascii="メイリオ" w:hAnsi="メイリオ" w:eastAsia="メイリオ"/>
-                        </w:rPr>
-                      </w:pPr>
-                      <w:r>
-                        <w:rPr>
-                          <w:rFonts w:ascii="メイリオ" w:hAnsi="メイリオ" w:eastAsia="メイリオ"/>
-                          <w:color w:val="000000"/>
-                          <w:sz w:val="20"/>
-                          <w:szCs w:val="20"/>
-                        </w:rPr>
-                        <w:t>請求</w:t>
-                      </w:r>
-                      <w:r>
-                        <w:rPr>
-                          <w:rFonts w:eastAsia="メイリオ" w:ascii="メイリオ" w:hAnsi="メイリオ"/>
-                          <w:color w:val="000000"/>
-                          <w:sz w:val="20"/>
-                          <w:szCs w:val="20"/>
-                        </w:rPr>
-                        <w:t>No.</w:t>
-                        <w:tab/>
-                        <w:t>{{number}}</w:t>
-                      </w:r>
-                    </w:p>
-                    <w:p>
-                      <w:pPr>
-                        <w:pStyle w:val="LO-normal"/>
-                        <w:tabs>
-                          <w:tab w:val="clear" w:pos="720"/>
-                          <w:tab w:val="right" w:pos="3525" w:leader="none"/>
-                        </w:tabs>
-                        <w:overflowPunct w:val="true"/>
-                        <w:spacing w:before="0" w:after="0"/>
-                        <w:rPr>
-                          <w:rFonts w:ascii="メイリオ" w:hAnsi="メイリオ" w:eastAsia="メイリオ"/>
-                        </w:rPr>
-                      </w:pPr>
-                      <w:r>
-                        <w:rPr>
-                          <w:rFonts w:ascii="メイリオ" w:hAnsi="メイリオ" w:eastAsia="メイリオ"/>
-                          <w:color w:val="000000"/>
-                          <w:sz w:val="20"/>
-                          <w:szCs w:val="20"/>
-                        </w:rPr>
-                        <w:t>請求日</w:t>
-                      </w:r>
-                      <w:r>
-                        <w:rPr>
-                          <w:rFonts w:eastAsia="メイリオ" w:ascii="メイリオ" w:hAnsi="メイリオ"/>
-                          <w:color w:val="000000"/>
-                          <w:sz w:val="20"/>
-                          <w:szCs w:val="20"/>
-                        </w:rPr>
-                        <w:tab/>
-                        <w:t>{{date}}</w:t>
-                      </w:r>
-                    </w:p>
-                    <w:p>
-                      <w:pPr>
-                        <w:pStyle w:val="LO-normal"/>
-                        <w:tabs>
-                          <w:tab w:val="clear" w:pos="720"/>
-                          <w:tab w:val="right" w:pos="3525" w:leader="none"/>
-                        </w:tabs>
-                        <w:overflowPunct w:val="true"/>
-                        <w:spacing w:before="0" w:after="230"/>
-                        <w:rPr>
-                          <w:rFonts w:ascii="メイリオ" w:hAnsi="メイリオ" w:eastAsia="メイリオ"/>
-                        </w:rPr>
-                      </w:pPr>
-                      <w:r>
-                        <w:rPr>
-                          <w:rFonts w:ascii="メイリオ" w:hAnsi="メイリオ" w:eastAsia="メイリオ"/>
-                          <w:color w:val="000000"/>
-                          <w:sz w:val="20"/>
-                          <w:szCs w:val="20"/>
-                        </w:rPr>
-                        <w:t>登録番号</w:t>
-                      </w:r>
-                      <w:r>
-                        <w:rPr>
-                          <w:rFonts w:eastAsia="メイリオ" w:ascii="メイリオ" w:hAnsi="メイリオ"/>
-                          <w:color w:val="000000"/>
-                          <w:sz w:val="20"/>
-                          <w:szCs w:val="20"/>
-                        </w:rPr>
-                        <w:tab/>
-                        <w:t>T8010001198825</w:t>
-                      </w:r>
-                    </w:p>
-                    <w:p>
-                      <w:pPr>
-                        <w:pStyle w:val="LO-normal"/>
-                        <w:tabs>
-                          <w:tab w:val="clear" w:pos="720"/>
-                          <w:tab w:val="right" w:pos="3602" w:leader="none"/>
-                        </w:tabs>
-                        <w:overflowPunct w:val="true"/>
-                        <w:spacing w:before="0" w:after="0"/>
-                        <w:rPr>
-                          <w:rFonts w:ascii="メイリオ" w:hAnsi="メイリオ" w:eastAsia="メイリオ"/>
-                          <w:color w:val="000000"/>
-                        </w:rPr>
-                      </w:pPr>
-                      <w:r>
-                        <w:rPr>
-                          <w:color w:val="000000"/>
-                        </w:rPr>
-                        <w:drawing>
-                          <wp:inline distT="0" distB="0" distL="0" distR="0">
-                            <wp:extent cx="2286000" cy="409575"/>
-                            <wp:effectExtent l="0" t="0" r="0" b="0"/>
-                            <wp:docPr id="5" name="Image1" descr=""/>
-                            <wp:cNvGraphicFramePr>
-                              <a:graphicFrameLocks xmlns:a="http://schemas.openxmlformats.org/drawingml/2006/main" noChangeAspect="1"/>
-                            </wp:cNvGraphicFramePr>
-                            <a:graphic xmlns:a="http://schemas.openxmlformats.org/drawingml/2006/main">
-                              <a:graphicData uri="http://schemas.openxmlformats.org/drawingml/2006/picture">
-                                <pic:pic xmlns:pic="http://schemas.openxmlformats.org/drawingml/2006/picture">
-                                  <pic:nvPicPr>
-                                    <pic:cNvPr id="5" name="Image1" descr=""/>
-                                    <pic:cNvPicPr>
-                                      <a:picLocks noChangeAspect="1" noChangeArrowheads="1"/>
-                                    </pic:cNvPicPr>
-                                  </pic:nvPicPr>
-                                  <pic:blipFill>
-                                    <a:blip r:embed="rId3"/>
-                                    <a:stretch>
-                                      <a:fillRect/>
-                                    </a:stretch>
-                                  </pic:blipFill>
-                                  <pic:spPr bwMode="auto">
-                                    <a:xfrm>
-                                      <a:off x="0" y="0"/>
-                                      <a:ext cx="2286000" cy="409575"/>
-                                    </a:xfrm>
-                                    <a:prstGeom prst="rect">
-                                      <a:avLst/>
-                                    </a:prstGeom>
-                                  </pic:spPr>
-                                </pic:pic>
-                              </a:graphicData>
-                            </a:graphic>
-                          </wp:inline>
-                        </w:drawing>
-                      </w:r>
-                    </w:p>
-                    <w:p>
-                      <w:pPr>
-                        <w:pStyle w:val="LO-normal"/>
-                        <w:tabs>
-                          <w:tab w:val="clear" w:pos="720"/>
-                          <w:tab w:val="right" w:pos="3602" w:leader="none"/>
-                        </w:tabs>
-                        <w:overflowPunct w:val="true"/>
-                        <w:spacing w:before="0" w:after="0"/>
-                        <w:rPr>
-                          <w:rFonts w:ascii="メイリオ" w:hAnsi="メイリオ" w:eastAsia="メイリオ"/>
-                        </w:rPr>
-                      </w:pPr>
-                      <w:r>
-                        <w:rPr>
-                          <w:rFonts w:ascii="メイリオ" w:hAnsi="メイリオ" w:eastAsia="メイリオ"/>
-                          <w:b/>
-                          <w:bCs/>
-                          <w:color w:val="000000"/>
-                          <w:sz w:val="20"/>
-                          <w:szCs w:val="20"/>
-                        </w:rPr>
-                        <w:t>ニジュウニ株式会社</w:t>
-                      </w:r>
-                      <w:r>
-                        <w:rPr>
-                          <w:rFonts w:eastAsia="メイリオ" w:ascii="メイリオ" w:hAnsi="メイリオ"/>
-                          <w:color w:val="000000"/>
-                          <w:sz w:val="24"/>
-                          <w:szCs w:val="24"/>
-                        </w:rPr>
-                        <w:br/>
-                      </w:r>
-                      <w:r>
-                        <w:rPr>
-                          <w:rFonts w:ascii="メイリオ" w:hAnsi="メイリオ" w:eastAsia="メイリオ"/>
-                          <w:color w:val="000000"/>
-                          <w:sz w:val="16"/>
-                          <w:szCs w:val="16"/>
-                        </w:rPr>
-                        <w:t>〒</w:t>
-                      </w:r>
-                      <w:r>
-                        <w:rPr>
-                          <w:rFonts w:eastAsia="メイリオ" w:ascii="メイリオ" w:hAnsi="メイリオ"/>
-                          <w:color w:val="000000"/>
-                          <w:sz w:val="16"/>
-                          <w:szCs w:val="16"/>
-                        </w:rPr>
-                        <w:t>101-0064</w:t>
-                        <w:br/>
-                      </w:r>
-                      <w:r>
-                        <w:rPr>
-                          <w:rFonts w:ascii="メイリオ" w:hAnsi="メイリオ" w:eastAsia="メイリオ"/>
-                          <w:color w:val="000000"/>
-                          <w:sz w:val="16"/>
-                          <w:szCs w:val="16"/>
-                        </w:rPr>
-                        <w:t>東京都千代田区神田猿楽町</w:t>
-                      </w:r>
-                      <w:r>
-                        <w:rPr>
-                          <w:rFonts w:eastAsia="メイリオ" w:ascii="メイリオ" w:hAnsi="メイリオ"/>
-                          <w:color w:val="000000"/>
-                          <w:sz w:val="16"/>
-                          <w:szCs w:val="16"/>
-                        </w:rPr>
-                        <w:br/>
-                        <w:t>2</w:t>
-                      </w:r>
-                      <w:r>
-                        <w:rPr>
-                          <w:rFonts w:ascii="メイリオ" w:hAnsi="メイリオ" w:eastAsia="メイリオ"/>
-                          <w:color w:val="000000"/>
-                          <w:sz w:val="16"/>
-                          <w:szCs w:val="16"/>
-                        </w:rPr>
-                        <w:t>丁目</w:t>
-                      </w:r>
-                      <w:r>
-                        <w:rPr>
-                          <w:rFonts w:eastAsia="メイリオ" w:ascii="メイリオ" w:hAnsi="メイリオ"/>
-                          <w:color w:val="000000"/>
-                          <w:sz w:val="16"/>
-                          <w:szCs w:val="16"/>
-                        </w:rPr>
-                        <w:t>8-11Vort</w:t>
-                      </w:r>
-                      <w:r>
-                        <w:rPr>
-                          <w:rFonts w:ascii="メイリオ" w:hAnsi="メイリオ" w:eastAsia="メイリオ"/>
-                          <w:color w:val="000000"/>
-                          <w:sz w:val="16"/>
-                          <w:szCs w:val="16"/>
-                        </w:rPr>
-                        <w:t>水道橋</w:t>
-                      </w:r>
-                      <w:r>
-                        <w:rPr>
-                          <w:rFonts w:eastAsia="メイリオ" w:ascii="メイリオ" w:hAnsi="メイリオ"/>
-                          <w:color w:val="000000"/>
-                          <w:sz w:val="16"/>
-                          <w:szCs w:val="16"/>
-                        </w:rPr>
-                        <w:t>III 9</w:t>
-                      </w:r>
-                      <w:r>
-                        <w:rPr>
-                          <w:rFonts w:ascii="メイリオ" w:hAnsi="メイリオ" w:eastAsia="メイリオ"/>
-                          <w:color w:val="000000"/>
-                          <w:sz w:val="16"/>
-                          <w:szCs w:val="16"/>
-                        </w:rPr>
-                        <w:t>階</w:t>
-                      </w:r>
-                      <w:r>
-                        <w:rPr>
-                          <w:rFonts w:eastAsia="メイリオ" w:ascii="メイリオ" w:hAnsi="メイリオ"/>
-                          <w:color w:val="000000"/>
-                          <w:sz w:val="16"/>
-                          <w:szCs w:val="16"/>
-                        </w:rPr>
-                        <w:br/>
-                        <w:t>050-3580-5122</w:t>
-                      </w:r>
-                    </w:p>
-                    <w:p>
-                      <w:pPr>
-                        <w:pStyle w:val="LO-normal"/>
-                        <w:tabs>
-                          <w:tab w:val="clear" w:pos="720"/>
-                          <w:tab w:val="right" w:pos="3602" w:leader="none"/>
-                        </w:tabs>
-                        <w:overflowPunct w:val="true"/>
-                        <w:spacing w:before="0" w:after="0"/>
-                        <w:rPr>
-                          <w:rFonts w:ascii="メイリオ" w:hAnsi="メイリオ" w:eastAsia="メイリオ"/>
-                          <w:color w:val="000000"/>
-                        </w:rPr>
-                      </w:pPr>
-                      <w:r>
-                        <w:rPr>
-                          <w:color w:val="000000"/>
-                        </w:rPr>
-                      </w:r>
-                    </w:p>
-                  </w:txbxContent>
-                </v:textbox>
-                <w10:wrap type="square"/>
-              </v:rect>
-            </w:pict>
-          </mc:Fallback>
-        </mc:AlternateContent>
+      </w:pPr>
+      <w:r>
+        <w:rPr>
+          <w:rFonts w:eastAsia="メイリオ" w:ascii="メイリオ" w:hAnsi="メイリオ"/>
+          <w:color w:val="000000"/>
+          <w:sz w:val="16"/>
+          <w:szCs w:val="16"/>
+        </w:rPr>
+        <w:t>{{companyAddress}}</w:t>
+      </w:r>
+    </w:p>
+    <w:p>
+      <w:pPr>
+        <w:pStyle w:val="LO-normal"/>
+        <w:overflowPunct w:val="false"/>
+        <w:spacing w:lineRule="auto" w:line="192" w:before="0" w:after="173"/>
+        <w:rPr/>
+      </w:pPr>
+      <w:r>
+        <w:rPr>
+          <w:rFonts w:eastAsia="メイリオ" w:ascii="メイリオ" w:hAnsi="メイリオ"/>
+          <w:color w:val="000000"/>
+          <w:sz w:val="16"/>
+          <w:szCs w:val="16"/>
+        </w:rPr>
+        <w:t>{{companyPhoneNumber}}</w:t>
+      </w:r>
+    </w:p>
+    <w:p>
+      <w:pPr>
+        <w:pStyle w:val="LO-normal"/>
+        <w:tabs>
+          <w:tab w:val="clear" w:pos="720"/>
+          <w:tab w:val="center" w:pos="2563" w:leader="none"/>
+          <w:tab w:val="right" w:pos="4682" w:leader="none"/>
+        </w:tabs>
+        <w:overflowPunct w:val="false"/>
+        <w:spacing w:before="0" w:after="101"/>
+        <w:rPr>
+          <w:rFonts w:ascii="メイリオ" w:hAnsi="メイリオ" w:eastAsia="メイリオ"/>
+        </w:rPr>
+      </w:pPr>
+      <w:r>
+        <w:rPr>
+          <w:rFonts w:ascii="メイリオ" w:hAnsi="メイリオ" w:eastAsia="メイリオ"/>
+          <w:color w:val="000000"/>
+          <w:sz w:val="20"/>
+          <w:szCs w:val="20"/>
+          <w:u w:val="double"/>
+        </w:rPr>
+        <w:t>件名</w:t>
+      </w:r>
+      <w:r>
+        <w:rPr>
+          <w:rFonts w:eastAsia="メイリオ" w:ascii="メイリオ" w:hAnsi="メイリオ"/>
+          <w:color w:val="000000"/>
+          <w:sz w:val="20"/>
+          <w:szCs w:val="20"/>
+          <w:u w:val="double"/>
+        </w:rPr>
+        <w:tab/>
+      </w:r>
+      <w:r>
+        <w:rPr>
+          <w:rFonts w:eastAsia="メイリオ" w:ascii="メイリオ" w:hAnsi="メイリオ"/>
+          <w:b/>
+          <w:bCs/>
+          <w:color w:val="000000"/>
+          <w:sz w:val="21"/>
+          <w:szCs w:val="21"/>
+          <w:u w:val="double"/>
+        </w:rPr>
+        <w:t>{{title}}</w:t>
+      </w:r>
+      <w:r>
+        <w:rPr>
+          <w:rFonts w:eastAsia="メイリオ" w:ascii="メイリオ" w:hAnsi="メイリオ"/>
+          <w:b/>
+          <w:bCs/>
+          <w:color w:val="000000"/>
+          <w:sz w:val="28"/>
+          <w:szCs w:val="28"/>
+          <w:u w:val="double"/>
+        </w:rPr>
+        <w:tab/>
+      </w:r>
+    </w:p>
+    <w:p>
+      <w:pPr>
+        <w:pStyle w:val="LO-normal"/>
+        <w:tabs>
+          <w:tab w:val="clear" w:pos="720"/>
+          <w:tab w:val="center" w:pos="2563" w:leader="none"/>
+          <w:tab w:val="right" w:pos="4579" w:leader="none"/>
+        </w:tabs>
+        <w:overflowPunct w:val="false"/>
+        <w:spacing w:before="0" w:after="0"/>
+        <w:rPr>
+          <w:sz w:val="18"/>
+          <w:szCs w:val="18"/>
+        </w:rPr>
+      </w:pPr>
+      <w:r>
+        <w:rPr>
+          <w:rFonts w:ascii="メイリオ" w:hAnsi="メイリオ" w:eastAsia="メイリオ"/>
+          <w:color w:val="000000"/>
+          <w:sz w:val="18"/>
+          <w:szCs w:val="18"/>
+        </w:rPr>
+        <w:t>　下記の通り、ご請求申し上げます。</w:t>
+      </w:r>
+    </w:p>
+    <w:p>
+      <w:pPr>
+        <w:pStyle w:val="LO-normal"/>
+        <w:tabs>
+          <w:tab w:val="clear" w:pos="720"/>
+          <w:tab w:val="center" w:pos="2563" w:leader="none"/>
+          <w:tab w:val="right" w:pos="4682" w:leader="none"/>
+        </w:tabs>
+        <w:overflowPunct w:val="false"/>
+        <w:spacing w:before="0" w:after="101"/>
+        <w:rPr>
+          <w:rFonts w:ascii="メイリオ" w:hAnsi="メイリオ" w:eastAsia="メイリオ"/>
+        </w:rPr>
+      </w:pPr>
+      <w:r>
+        <w:rPr>
+          <w:rFonts w:ascii="メイリオ" w:hAnsi="メイリオ" w:eastAsia="メイリオ"/>
+          <w:color w:val="000000"/>
+          <w:sz w:val="20"/>
+          <w:szCs w:val="20"/>
+          <w:u w:val="double" w:color="000000"/>
+        </w:rPr>
+        <w:t>請求金額</w:t>
+      </w:r>
+      <w:r>
+        <w:rPr>
+          <w:rFonts w:ascii="メイリオ" w:hAnsi="メイリオ" w:eastAsia="メイリオ"/>
+          <w:color w:val="000000"/>
+          <w:u w:val="double" w:color="000000"/>
+        </w:rPr>
+        <w:t xml:space="preserve"> </w:t>
+      </w:r>
+      <w:r>
+        <w:rPr>
+          <w:rFonts w:eastAsia="メイリオ" w:ascii="メイリオ" w:hAnsi="メイリオ"/>
+          <w:color w:val="000000"/>
+          <w:u w:val="double" w:color="000000"/>
+        </w:rPr>
+        <w:tab/>
+      </w:r>
+      <w:r>
+        <w:rPr>
+          <w:rFonts w:eastAsia="メイリオ" w:ascii="メイリオ" w:hAnsi="メイリオ"/>
+          <w:b/>
+          <w:bCs/>
+          <w:color w:val="000000"/>
+          <w:sz w:val="38"/>
+          <w:szCs w:val="38"/>
+          <w:u w:val="double" w:color="000000"/>
+        </w:rPr>
+        <w:t>{{total}}</w:t>
+      </w:r>
+      <w:r>
+        <w:rPr>
+          <w:rFonts w:eastAsia="メイリオ" w:ascii="メイリオ" w:hAnsi="メイリオ"/>
+          <w:color w:val="000000"/>
+          <w:sz w:val="38"/>
+          <w:szCs w:val="38"/>
+          <w:u w:val="double" w:color="000000"/>
+        </w:rPr>
+        <w:tab/>
+      </w:r>
+    </w:p>
+    <w:p>
+      <w:pPr>
+        <w:pStyle w:val="LO-normal"/>
+        <w:tabs>
+          <w:tab w:val="clear" w:pos="720"/>
+          <w:tab w:val="left" w:pos="1210" w:leader="none"/>
+          <w:tab w:val="right" w:pos="4824" w:leader="none"/>
+        </w:tabs>
+        <w:overflowPunct w:val="false"/>
+        <w:spacing w:lineRule="auto" w:line="192" w:before="0" w:after="0"/>
+        <w:rPr>
+          <w:rFonts w:ascii="メイリオ" w:hAnsi="メイリオ" w:eastAsia="メイリオ"/>
+        </w:rPr>
+      </w:pPr>
+      <w:r>
+        <w:br w:type="column"/>
+      </w:r>
+      <w:r>
+        <w:rPr>
+          <w:rFonts w:eastAsia="メイリオ" w:ascii="メイリオ" w:hAnsi="メイリオ"/>
+          <w:color w:val="000000"/>
+          <w:sz w:val="20"/>
+          <w:szCs w:val="20"/>
+        </w:rPr>
+        <w:tab/>
+      </w:r>
+      <w:r>
+        <w:rPr>
+          <w:rFonts w:ascii="メイリオ" w:hAnsi="メイリオ" w:eastAsia="メイリオ"/>
+          <w:color w:val="000000"/>
+          <w:sz w:val="20"/>
+          <w:szCs w:val="20"/>
+        </w:rPr>
+        <w:t>請求</w:t>
+      </w:r>
+      <w:r>
+        <w:rPr>
+          <w:rFonts w:eastAsia="メイリオ" w:ascii="メイリオ" w:hAnsi="メイリオ"/>
+          <w:color w:val="000000"/>
+          <w:sz w:val="20"/>
+          <w:szCs w:val="20"/>
+        </w:rPr>
+        <w:t>No.</w:t>
+        <w:tab/>
+        <w:t>{{number}}</w:t>
+      </w:r>
+    </w:p>
+    <w:p>
+      <w:pPr>
+        <w:pStyle w:val="LO-normal"/>
+        <w:tabs>
+          <w:tab w:val="clear" w:pos="720"/>
+          <w:tab w:val="left" w:pos="1210" w:leader="none"/>
+          <w:tab w:val="right" w:pos="4824" w:leader="none"/>
+        </w:tabs>
+        <w:overflowPunct w:val="false"/>
+        <w:spacing w:lineRule="auto" w:line="192" w:before="0" w:after="0"/>
+        <w:rPr/>
+      </w:pPr>
+      <w:r>
+        <w:rPr>
+          <w:rFonts w:eastAsia="メイリオ" w:ascii="メイリオ" w:hAnsi="メイリオ"/>
+          <w:color w:val="000000"/>
+          <w:sz w:val="20"/>
+          <w:szCs w:val="20"/>
+        </w:rPr>
+        <w:tab/>
+      </w:r>
+      <w:r>
+        <w:rPr>
+          <w:rFonts w:ascii="メイリオ" w:hAnsi="メイリオ" w:eastAsia="メイリオ"/>
+          <w:color w:val="000000"/>
+          <w:sz w:val="20"/>
+          <w:szCs w:val="20"/>
+        </w:rPr>
+        <w:t>請求日</w:t>
+      </w:r>
+      <w:r>
+        <w:rPr>
+          <w:rFonts w:eastAsia="メイリオ" w:ascii="メイリオ" w:hAnsi="メイリオ"/>
+          <w:color w:val="000000"/>
+          <w:sz w:val="20"/>
+          <w:szCs w:val="20"/>
+        </w:rPr>
+        <w:tab/>
+        <w:t>{{date}}</w:t>
+      </w:r>
+    </w:p>
+    <w:p>
+      <w:pPr>
+        <w:pStyle w:val="LO-normal"/>
+        <w:tabs>
+          <w:tab w:val="clear" w:pos="720"/>
+          <w:tab w:val="left" w:pos="1210" w:leader="none"/>
+          <w:tab w:val="right" w:pos="4824" w:leader="none"/>
+        </w:tabs>
+        <w:overflowPunct w:val="false"/>
+        <w:spacing w:lineRule="auto" w:line="192" w:before="0" w:after="101"/>
+        <w:rPr/>
+      </w:pPr>
+      <w:r>
+        <w:rPr>
+          <w:rFonts w:eastAsia="メイリオ" w:ascii="メイリオ" w:hAnsi="メイリオ"/>
+          <w:color w:val="000000"/>
+          <w:sz w:val="20"/>
+          <w:szCs w:val="20"/>
+        </w:rPr>
+        <w:tab/>
+      </w:r>
+      <w:r>
+        <w:rPr>
+          <w:rFonts w:ascii="メイリオ" w:hAnsi="メイリオ" w:eastAsia="メイリオ"/>
+          <w:color w:val="000000"/>
+          <w:sz w:val="20"/>
+          <w:szCs w:val="20"/>
+        </w:rPr>
+        <w:t>登録番号</w:t>
+      </w:r>
+      <w:r>
+        <w:rPr>
+          <w:rFonts w:eastAsia="メイリオ" w:ascii="メイリオ" w:hAnsi="メイリオ"/>
+          <w:color w:val="000000"/>
+          <w:sz w:val="20"/>
+          <w:szCs w:val="20"/>
+        </w:rPr>
+        <w:tab/>
+        <w:t>T8010001198825</w:t>
+      </w:r>
+    </w:p>
+    <w:p>
+      <w:pPr>
+        <w:pStyle w:val="LO-normal"/>
+        <w:tabs>
+          <w:tab w:val="clear" w:pos="720"/>
+          <w:tab w:val="left" w:pos="1210" w:leader="none"/>
+        </w:tabs>
+        <w:overflowPunct w:val="false"/>
+        <w:spacing w:before="0" w:after="0"/>
+        <w:rPr>
+          <w:color w:val="000000"/>
+        </w:rPr>
+      </w:pPr>
+      <w:r>
+        <w:rPr>
+          <w:color w:val="000000"/>
+        </w:rPr>
+        <w:tab/>
+      </w:r>
+      <w:r>
+        <w:rPr/>
+        <w:drawing>
+          <wp:inline distT="0" distB="0" distL="0" distR="0">
+            <wp:extent cx="2286000" cy="409575"/>
+            <wp:effectExtent l="0" t="0" r="0" b="0"/>
+            <wp:docPr id="1" name="Image1" descr=""/>
+            <wp:cNvGraphicFramePr>
+              <a:graphicFrameLocks xmlns:a="http://schemas.openxmlformats.org/drawingml/2006/main" noChangeAspect="1"/>
+            </wp:cNvGraphicFramePr>
+            <a:graphic xmlns:a="http://schemas.openxmlformats.org/drawingml/2006/main">
+              <a:graphicData uri="http://schemas.openxmlformats.org/drawingml/2006/picture">
+                <pic:pic xmlns:pic="http://schemas.openxmlformats.org/drawingml/2006/picture">
+                  <pic:nvPicPr>
+                    <pic:cNvPr id="1" name="Image1" descr=""/>
+                    <pic:cNvPicPr>
+                      <a:picLocks noChangeAspect="1" noChangeArrowheads="1"/>
+                    </pic:cNvPicPr>
+                  </pic:nvPicPr>
+                  <pic:blipFill>
+                    <a:blip r:embed="rId2"/>
+                    <a:stretch>
+                      <a:fillRect/>
+                    </a:stretch>
+                  </pic:blipFill>
+                  <pic:spPr bwMode="auto">
+                    <a:xfrm>
+                      <a:off x="0" y="0"/>
+                      <a:ext cx="2286000" cy="409575"/>
+                    </a:xfrm>
+                    <a:prstGeom prst="rect">
+                      <a:avLst/>
+                    </a:prstGeom>
+                  </pic:spPr>
+                </pic:pic>
+              </a:graphicData>
+            </a:graphic>
+          </wp:inline>
+        </w:drawing>
+      </w:r>
+    </w:p>
+    <w:p>
+      <w:pPr>
+        <w:pStyle w:val="LO-normal"/>
+        <w:tabs>
+          <w:tab w:val="clear" w:pos="720"/>
+          <w:tab w:val="left" w:pos="1210" w:leader="none"/>
+        </w:tabs>
+        <w:overflowPunct w:val="false"/>
+        <w:spacing w:lineRule="auto" w:line="192" w:before="0" w:after="101"/>
+        <w:rPr/>
+      </w:pPr>
+      <w:r>
+        <w:rPr>
+          <w:rFonts w:eastAsia="メイリオ" w:ascii="メイリオ" w:hAnsi="メイリオ"/>
+          <w:b/>
+          <w:bCs/>
+          <w:color w:val="000000"/>
+          <w:sz w:val="20"/>
+          <w:szCs w:val="20"/>
+        </w:rPr>
+        <w:tab/>
+      </w:r>
+      <w:r>
+        <w:rPr>
+          <w:rFonts w:ascii="メイリオ" w:hAnsi="メイリオ" w:eastAsia="メイリオ"/>
+          <w:b/>
+          <w:bCs/>
+          <w:color w:val="000000"/>
+          <w:sz w:val="20"/>
+          <w:szCs w:val="20"/>
+        </w:rPr>
+        <w:t>ニジュウニ株式会社</w:t>
+      </w:r>
+    </w:p>
+    <w:p>
+      <w:pPr>
+        <w:pStyle w:val="LO-normal"/>
+        <w:tabs>
+          <w:tab w:val="clear" w:pos="720"/>
+          <w:tab w:val="left" w:pos="1210" w:leader="none"/>
+        </w:tabs>
+        <w:overflowPunct w:val="false"/>
+        <w:spacing w:lineRule="auto" w:line="192" w:before="0" w:after="0"/>
+        <w:rPr/>
+      </w:pPr>
+      <w:r>
+        <w:rPr>
+          <w:rFonts w:eastAsia="メイリオ" w:ascii="メイリオ" w:hAnsi="メイリオ"/>
+          <w:color w:val="000000"/>
+          <w:sz w:val="16"/>
+          <w:szCs w:val="16"/>
+        </w:rPr>
+        <w:tab/>
+      </w:r>
+      <w:r>
+        <w:rPr>
+          <w:rFonts w:ascii="メイリオ" w:hAnsi="メイリオ" w:eastAsia="メイリオ"/>
+          <w:color w:val="000000"/>
+          <w:sz w:val="16"/>
+          <w:szCs w:val="16"/>
+        </w:rPr>
+        <w:t>〒</w:t>
+      </w:r>
+      <w:r>
+        <w:rPr>
+          <w:rFonts w:eastAsia="メイリオ" w:ascii="メイリオ" w:hAnsi="メイリオ"/>
+          <w:color w:val="000000"/>
+          <w:sz w:val="16"/>
+          <w:szCs w:val="16"/>
+        </w:rPr>
+        <w:t>101-0064</w:t>
+      </w:r>
+    </w:p>
+    <w:p>
+      <w:pPr>
+        <w:pStyle w:val="LO-normal"/>
+        <w:tabs>
+          <w:tab w:val="clear" w:pos="720"/>
+          <w:tab w:val="left" w:pos="1210" w:leader="none"/>
+        </w:tabs>
+        <w:overflowPunct w:val="false"/>
+        <w:spacing w:lineRule="auto" w:line="192" w:before="0" w:after="0"/>
+        <w:rPr/>
+      </w:pPr>
+      <w:r>
+        <w:rPr>
+          <w:rFonts w:eastAsia="メイリオ" w:ascii="メイリオ" w:hAnsi="メイリオ"/>
+          <w:color w:val="000000"/>
+          <w:sz w:val="16"/>
+          <w:szCs w:val="16"/>
+        </w:rPr>
+        <w:tab/>
+      </w:r>
+      <w:r>
+        <w:rPr>
+          <w:rFonts w:ascii="メイリオ" w:hAnsi="メイリオ" w:eastAsia="メイリオ"/>
+          <w:color w:val="000000"/>
+          <w:sz w:val="16"/>
+          <w:szCs w:val="16"/>
+        </w:rPr>
+        <w:t>東京都千代田区神田猿楽町</w:t>
+      </w:r>
+    </w:p>
+    <w:p>
+      <w:pPr>
+        <w:pStyle w:val="LO-normal"/>
+        <w:tabs>
+          <w:tab w:val="clear" w:pos="720"/>
+          <w:tab w:val="left" w:pos="1210" w:leader="none"/>
+        </w:tabs>
+        <w:overflowPunct w:val="false"/>
+        <w:spacing w:lineRule="auto" w:line="192" w:before="0" w:after="0"/>
+        <w:rPr/>
+      </w:pPr>
+      <w:r>
+        <w:rPr>
+          <w:rFonts w:eastAsia="メイリオ" w:ascii="メイリオ" w:hAnsi="メイリオ"/>
+          <w:color w:val="000000"/>
+          <w:sz w:val="16"/>
+          <w:szCs w:val="16"/>
+        </w:rPr>
+        <w:tab/>
+        <w:t>2</w:t>
+      </w:r>
+      <w:r>
+        <w:rPr>
+          <w:rFonts w:ascii="メイリオ" w:hAnsi="メイリオ" w:eastAsia="メイリオ"/>
+          <w:color w:val="000000"/>
+          <w:sz w:val="16"/>
+          <w:szCs w:val="16"/>
+        </w:rPr>
+        <w:t>丁目</w:t>
+      </w:r>
+      <w:r>
+        <w:rPr>
+          <w:rFonts w:eastAsia="メイリオ" w:ascii="メイリオ" w:hAnsi="メイリオ"/>
+          <w:color w:val="000000"/>
+          <w:sz w:val="16"/>
+          <w:szCs w:val="16"/>
+        </w:rPr>
+        <w:t>8-11Vort</w:t>
+      </w:r>
+      <w:r>
+        <w:rPr>
+          <w:rFonts w:ascii="メイリオ" w:hAnsi="メイリオ" w:eastAsia="メイリオ"/>
+          <w:color w:val="000000"/>
+          <w:sz w:val="16"/>
+          <w:szCs w:val="16"/>
+        </w:rPr>
+        <w:t>水道橋</w:t>
+      </w:r>
+      <w:r>
+        <w:rPr>
+          <w:rFonts w:eastAsia="メイリオ" w:ascii="メイリオ" w:hAnsi="メイリオ"/>
+          <w:color w:val="000000"/>
+          <w:sz w:val="16"/>
+          <w:szCs w:val="16"/>
+        </w:rPr>
+        <w:t>III 9</w:t>
+      </w:r>
+      <w:r>
+        <w:rPr>
+          <w:rFonts w:ascii="メイリオ" w:hAnsi="メイリオ" w:eastAsia="メイリオ"/>
+          <w:color w:val="000000"/>
+          <w:sz w:val="16"/>
+          <w:szCs w:val="16"/>
+        </w:rPr>
+        <w:t>階</w:t>
+      </w:r>
+    </w:p>
+    <w:p>
+      <w:pPr>
+        <w:pStyle w:val="LO-normal"/>
+        <w:tabs>
+          <w:tab w:val="clear" w:pos="720"/>
+          <w:tab w:val="left" w:pos="1210" w:leader="none"/>
+        </w:tabs>
+        <w:overflowPunct w:val="false"/>
+        <w:spacing w:lineRule="auto" w:line="192" w:before="0" w:after="101"/>
+        <w:rPr/>
+      </w:pPr>
+      <w:r>
+        <w:rPr>
+          <w:rFonts w:eastAsia="メイリオ" w:ascii="メイリオ" w:hAnsi="メイリオ"/>
+          <w:color w:val="000000"/>
+          <w:sz w:val="16"/>
+          <w:szCs w:val="16"/>
+        </w:rPr>
+        <w:tab/>
+        <w:t>050-3580-5122</w:t>
       </w:r>
     </w:p>
     <w:p>
@@ -2779,10 +2116,16 @@
       <w:pPr>
         <w:pStyle w:val="BodyText"/>
         <w:spacing w:before="0" w:after="0"/>
-        <w:rPr/>
+        <w:rPr>
+          <w:sz w:val="18"/>
+          <w:szCs w:val="18"/>
+        </w:rPr>
       </w:pPr>
       <w:r>
-        <w:rPr/>
+        <w:rPr>
+          <w:sz w:val="18"/>
+          <w:szCs w:val="18"/>
+        </w:rPr>
       </w:r>
     </w:p>
     <w:tbl>
@@ -2972,15 +2315,15 @@
         <w:pStyle w:val="LO-normal"/>
         <w:rPr>
           <w:rFonts w:ascii="Meiryo" w:hAnsi="Meiryo" w:eastAsia="Meiryo"/>
-          <w:sz w:val="21"/>
-          <w:szCs w:val="21"/>
+          <w:sz w:val="18"/>
+          <w:szCs w:val="18"/>
         </w:rPr>
       </w:pPr>
       <w:r>
         <w:rPr>
           <w:rFonts w:eastAsia="Meiryo" w:ascii="Meiryo" w:hAnsi="Meiryo"/>
-          <w:sz w:val="21"/>
-          <w:szCs w:val="21"/>
+          <w:sz w:val="18"/>
+          <w:szCs w:val="18"/>
         </w:rPr>
       </w:r>
     </w:p>
